--- a/Franklyn_Vasquez_CV_FR.docx
+++ b/Franklyn_Vasquez_CV_FR.docx
@@ -30,7 +30,39 @@
           <w:sz w:val="19"/>
           <w:lang w:val="fr-CA"/>
         </w:rPr>
-        <w:t>Longueuil, Québec, Canada  |  (438) 402-2044  |  vasquezfu@gmail.com</w:t>
+        <w:t xml:space="preserve">Longueuil, Québec, </w:t>
+      </w:r>
+      <w:proofErr w:type="gramStart"/>
+      <w:r>
+        <w:rPr>
+          <w:sz w:val="19"/>
+          <w:lang w:val="fr-CA"/>
+        </w:rPr>
+        <w:t>Canada  |</w:t>
+      </w:r>
+      <w:proofErr w:type="gramEnd"/>
+      <w:r>
+        <w:rPr>
+          <w:sz w:val="19"/>
+          <w:lang w:val="fr-CA"/>
+        </w:rPr>
+        <w:t xml:space="preserve">  (438) 402-</w:t>
+      </w:r>
+      <w:proofErr w:type="gramStart"/>
+      <w:r>
+        <w:rPr>
+          <w:sz w:val="19"/>
+          <w:lang w:val="fr-CA"/>
+        </w:rPr>
+        <w:t>2044  |</w:t>
+      </w:r>
+      <w:proofErr w:type="gramEnd"/>
+      <w:r>
+        <w:rPr>
+          <w:sz w:val="19"/>
+          <w:lang w:val="fr-CA"/>
+        </w:rPr>
+        <w:t xml:space="preserve">  vasquezfu@gmail.com</w:t>
       </w:r>
     </w:p>
     <w:p>
@@ -92,6 +124,7 @@
           <w:rPr>
             <w:rStyle w:val="Hyperlink"/>
             <w:color w:val="0563C1"/>
+            <w:lang w:val="fr-CA"/>
           </w:rPr>
           <w:t>https://www.franklynvasquez.com</w:t>
         </w:r>
@@ -155,7 +188,21 @@
         <w:rPr>
           <w:lang w:val="fr-CA"/>
         </w:rPr>
-        <w:t>Ingénieur systèmes avec plus de 5 ans d’expérience en infrastructure TI, administration infonuagique, virtualisation, cybersécurité, outils DevOps et soutien aux entreprises. Expérience avec Windows Server, VMware, Active Directory, GPO, Linux, plateformes infonuagiques, GitHub, Docker, Kubernetes, CI/CD, SQL et développement d’applications. Les projets personnels pratiques comprennent une plateforme de gestion TI à distance et une application Android d’apprentissage publiée, démontrant le développement logiciel, la livraison de produits, l’intégration de systèmes et la conception centrée sur l’utilisateur. Solide expérience en documentation technique, dépannage, formation du personnel et prestation de services TI.</w:t>
+        <w:t xml:space="preserve">Ingénieur systèmes avec plus de 5 ans d’expérience en infrastructure TI, administration infonuagique, virtualisation, cybersécurité, outils DevOps et soutien aux entreprises. Expérience avec Windows Server, VMware, Active Directory, GPO, Linux, plateformes infonuagiques, GitHub, Docker, </w:t>
+      </w:r>
+      <w:proofErr w:type="spellStart"/>
+      <w:r>
+        <w:rPr>
+          <w:lang w:val="fr-CA"/>
+        </w:rPr>
+        <w:t>Kubernetes</w:t>
+      </w:r>
+      <w:proofErr w:type="spellEnd"/>
+      <w:r>
+        <w:rPr>
+          <w:lang w:val="fr-CA"/>
+        </w:rPr>
+        <w:t>, CI/CD, SQL et développement d’applications. Les projets personnels pratiques comprennent une plateforme de gestion TI à distance et une application Android d’apprentissage publiée, démontrant le développement logiciel, la livraison de produits, l’intégration de systèmes et la conception centrée sur l’utilisateur. Solide expérience en documentation technique, dépannage, formation du personnel et prestation de services TI.</w:t>
       </w:r>
     </w:p>
     <w:p>
@@ -252,8 +299,13 @@
           </w:tcPr>
           <w:p>
             <w:r>
-              <w:t>VMware / Virtualisation</w:t>
+              <w:t xml:space="preserve">VMware / </w:t>
             </w:r>
+            <w:proofErr w:type="spellStart"/>
+            <w:r>
+              <w:t>Virtualisation</w:t>
+            </w:r>
+            <w:proofErr w:type="spellEnd"/>
           </w:p>
         </w:tc>
       </w:tr>
@@ -275,8 +327,13 @@
             <w:hideMark/>
           </w:tcPr>
           <w:p>
+            <w:proofErr w:type="spellStart"/>
             <w:r>
-              <w:t>Infonuagique, DevOps et GitHub</w:t>
+              <w:t>Infonuagique</w:t>
+            </w:r>
+            <w:proofErr w:type="spellEnd"/>
+            <w:r>
+              <w:t>, DevOps et GitHub</w:t>
             </w:r>
           </w:p>
         </w:tc>
@@ -312,8 +369,13 @@
           </w:tcPr>
           <w:p>
             <w:r>
-              <w:t>Développement d’applications</w:t>
+              <w:t xml:space="preserve">Développement </w:t>
             </w:r>
+            <w:proofErr w:type="spellStart"/>
+            <w:r>
+              <w:t>d’applications</w:t>
+            </w:r>
+            <w:proofErr w:type="spellEnd"/>
           </w:p>
         </w:tc>
       </w:tr>
@@ -333,8 +395,13 @@
             <w:hideMark/>
           </w:tcPr>
           <w:p>
+            <w:proofErr w:type="spellStart"/>
             <w:r>
-              <w:t>Durcissement de la sécurité</w:t>
+              <w:t>Durcissement</w:t>
+            </w:r>
+            <w:proofErr w:type="spellEnd"/>
+            <w:r>
+              <w:t xml:space="preserve"> de la sécurité</w:t>
             </w:r>
           </w:p>
         </w:tc>
@@ -350,9 +417,19 @@
             <w:hideMark/>
           </w:tcPr>
           <w:p>
+            <w:proofErr w:type="spellStart"/>
             <w:r>
-              <w:t>Intégration de systèmes</w:t>
+              <w:t>Intégration</w:t>
             </w:r>
+            <w:proofErr w:type="spellEnd"/>
+            <w:r>
+              <w:t xml:space="preserve"> de </w:t>
+            </w:r>
+            <w:proofErr w:type="spellStart"/>
+            <w:r>
+              <w:t>systèmes</w:t>
+            </w:r>
+            <w:proofErr w:type="spellEnd"/>
           </w:p>
         </w:tc>
         <w:tc>
@@ -414,8 +491,46 @@
           <w:color w:val="366092"/>
           <w:sz w:val="22"/>
         </w:rPr>
-        <w:t>• Plateformes infonuagiques :</w:t>
-      </w:r>
+        <w:t xml:space="preserve">• </w:t>
+      </w:r>
+      <w:proofErr w:type="spellStart"/>
+      <w:r>
+        <w:rPr>
+          <w:b/>
+          <w:color w:val="366092"/>
+          <w:sz w:val="22"/>
+        </w:rPr>
+        <w:t>Plateformes</w:t>
+      </w:r>
+      <w:proofErr w:type="spellEnd"/>
+      <w:r>
+        <w:rPr>
+          <w:b/>
+          <w:color w:val="366092"/>
+          <w:sz w:val="22"/>
+        </w:rPr>
+        <w:t xml:space="preserve"> </w:t>
+      </w:r>
+      <w:proofErr w:type="spellStart"/>
+      <w:proofErr w:type="gramStart"/>
+      <w:r>
+        <w:rPr>
+          <w:b/>
+          <w:color w:val="366092"/>
+          <w:sz w:val="22"/>
+        </w:rPr>
+        <w:t>infonuagiques</w:t>
+      </w:r>
+      <w:proofErr w:type="spellEnd"/>
+      <w:r>
+        <w:rPr>
+          <w:b/>
+          <w:color w:val="366092"/>
+          <w:sz w:val="22"/>
+        </w:rPr>
+        <w:t xml:space="preserve"> :</w:t>
+      </w:r>
+      <w:proofErr w:type="gramEnd"/>
       <w:r>
         <w:rPr>
           <w:b/>
@@ -479,7 +594,21 @@
         <w:rPr>
           <w:lang w:val="fr-CA"/>
         </w:rPr>
-        <w:t>Docker, Kubernetes, Jenkins, Git, GitHub, pipelines CI/CD.</w:t>
+        <w:t xml:space="preserve">Docker, </w:t>
+      </w:r>
+      <w:proofErr w:type="spellStart"/>
+      <w:r>
+        <w:rPr>
+          <w:lang w:val="fr-CA"/>
+        </w:rPr>
+        <w:t>Kubernetes</w:t>
+      </w:r>
+      <w:proofErr w:type="spellEnd"/>
+      <w:r>
+        <w:rPr>
+          <w:lang w:val="fr-CA"/>
+        </w:rPr>
+        <w:t>, Jenkins, Git, GitHub, pipelines CI/CD.</w:t>
       </w:r>
     </w:p>
     <w:p>
@@ -714,7 +843,91 @@
         <w:rPr>
           <w:lang w:val="fr-CA"/>
         </w:rPr>
-        <w:t>Wireshark, Nmap, Linux / Kali Linux, Wazuh, Suricata, Nessus, OpenVAS, Splunk, Autopsy et Burp Suite.</w:t>
+        <w:t xml:space="preserve">Wireshark, </w:t>
+      </w:r>
+      <w:proofErr w:type="spellStart"/>
+      <w:r>
+        <w:rPr>
+          <w:lang w:val="fr-CA"/>
+        </w:rPr>
+        <w:t>Nmap</w:t>
+      </w:r>
+      <w:proofErr w:type="spellEnd"/>
+      <w:r>
+        <w:rPr>
+          <w:lang w:val="fr-CA"/>
+        </w:rPr>
+        <w:t xml:space="preserve">, Linux / Kali Linux, </w:t>
+      </w:r>
+      <w:proofErr w:type="spellStart"/>
+      <w:r>
+        <w:rPr>
+          <w:lang w:val="fr-CA"/>
+        </w:rPr>
+        <w:t>Wazuh</w:t>
+      </w:r>
+      <w:proofErr w:type="spellEnd"/>
+      <w:r>
+        <w:rPr>
+          <w:lang w:val="fr-CA"/>
+        </w:rPr>
+        <w:t xml:space="preserve">, </w:t>
+      </w:r>
+      <w:proofErr w:type="spellStart"/>
+      <w:r>
+        <w:rPr>
+          <w:lang w:val="fr-CA"/>
+        </w:rPr>
+        <w:t>Suricata</w:t>
+      </w:r>
+      <w:proofErr w:type="spellEnd"/>
+      <w:r>
+        <w:rPr>
+          <w:lang w:val="fr-CA"/>
+        </w:rPr>
+        <w:t xml:space="preserve">, Nessus, </w:t>
+      </w:r>
+      <w:proofErr w:type="spellStart"/>
+      <w:r>
+        <w:rPr>
+          <w:lang w:val="fr-CA"/>
+        </w:rPr>
+        <w:t>OpenVAS</w:t>
+      </w:r>
+      <w:proofErr w:type="spellEnd"/>
+      <w:r>
+        <w:rPr>
+          <w:lang w:val="fr-CA"/>
+        </w:rPr>
+        <w:t xml:space="preserve">, Splunk, </w:t>
+      </w:r>
+      <w:proofErr w:type="spellStart"/>
+      <w:r>
+        <w:rPr>
+          <w:lang w:val="fr-CA"/>
+        </w:rPr>
+        <w:t>Autopsy</w:t>
+      </w:r>
+      <w:proofErr w:type="spellEnd"/>
+      <w:r>
+        <w:rPr>
+          <w:lang w:val="fr-CA"/>
+        </w:rPr>
+        <w:t xml:space="preserve"> et </w:t>
+      </w:r>
+      <w:proofErr w:type="spellStart"/>
+      <w:r>
+        <w:rPr>
+          <w:lang w:val="fr-CA"/>
+        </w:rPr>
+        <w:t>Burp</w:t>
+      </w:r>
+      <w:proofErr w:type="spellEnd"/>
+      <w:r>
+        <w:rPr>
+          <w:lang w:val="fr-CA"/>
+        </w:rPr>
+        <w:t xml:space="preserve"> Suite.</w:t>
       </w:r>
     </w:p>
     <w:p>
@@ -737,38 +950,100 @@
         </w:pBdr>
         <w:spacing w:before="120" w:after="60"/>
         <w:rPr>
-          <w:lang w:val="fr-CA"/>
-        </w:rPr>
-      </w:pPr>
-      <w:r>
-        <w:rPr>
           <w:b/>
           <w:color w:val="366092"/>
           <w:sz w:val="22"/>
           <w:lang w:val="fr-CA"/>
         </w:rPr>
-        <w:t>PROJETS PERSONNELS</w:t>
-      </w:r>
+      </w:pPr>
     </w:p>
     <w:p>
       <w:pPr>
-        <w:keepNext/>
-        <w:spacing w:before="80" w:after="0"/>
-        <w:rPr>
-          <w:i/>
-          <w:sz w:val="20"/>
-          <w:lang w:val="fr-CA"/>
-        </w:rPr>
-      </w:pPr>
-      <w:r>
+        <w:pBdr>
+          <w:bottom w:val="single" w:sz="6" w:space="1" w:color="9FBAD0"/>
+        </w:pBdr>
+        <w:spacing w:before="120" w:after="60"/>
         <w:rPr>
           <w:b/>
           <w:color w:val="366092"/>
           <w:sz w:val="22"/>
           <w:lang w:val="fr-CA"/>
         </w:rPr>
+      </w:pPr>
+    </w:p>
+    <w:p>
+      <w:pPr>
+        <w:pBdr>
+          <w:bottom w:val="single" w:sz="6" w:space="1" w:color="9FBAD0"/>
+        </w:pBdr>
+        <w:spacing w:before="120" w:after="60"/>
+        <w:rPr>
+          <w:b/>
+          <w:color w:val="366092"/>
+          <w:sz w:val="22"/>
+          <w:lang w:val="fr-CA"/>
+        </w:rPr>
+      </w:pPr>
+    </w:p>
+    <w:p>
+      <w:pPr>
+        <w:pBdr>
+          <w:bottom w:val="single" w:sz="6" w:space="1" w:color="9FBAD0"/>
+        </w:pBdr>
+        <w:spacing w:before="120" w:after="60"/>
+        <w:rPr>
+          <w:lang w:val="fr-CA"/>
+        </w:rPr>
+      </w:pPr>
+      <w:r>
+        <w:rPr>
+          <w:b/>
+          <w:color w:val="366092"/>
+          <w:sz w:val="22"/>
+          <w:lang w:val="fr-CA"/>
+        </w:rPr>
         <w:lastRenderedPageBreak/>
-        <w:t>Plateforme de gestion à distance Remotely-X | Projet personnel</w:t>
+        <w:t>PROJETS PERSONNELS</w:t>
+      </w:r>
+    </w:p>
+    <w:p>
+      <w:pPr>
+        <w:keepNext/>
+        <w:spacing w:before="80" w:after="0"/>
+        <w:rPr>
+          <w:i/>
+          <w:sz w:val="20"/>
+          <w:lang w:val="fr-CA"/>
+        </w:rPr>
+      </w:pPr>
+      <w:r>
+        <w:rPr>
+          <w:b/>
+          <w:color w:val="366092"/>
+          <w:sz w:val="22"/>
+          <w:lang w:val="fr-CA"/>
+        </w:rPr>
+        <w:t xml:space="preserve">Plateforme de gestion à distance </w:t>
+      </w:r>
+      <w:proofErr w:type="spellStart"/>
+      <w:r>
+        <w:rPr>
+          <w:b/>
+          <w:color w:val="366092"/>
+          <w:sz w:val="22"/>
+          <w:lang w:val="fr-CA"/>
+        </w:rPr>
+        <w:t>Remotely</w:t>
+      </w:r>
+      <w:proofErr w:type="spellEnd"/>
+      <w:r>
+        <w:rPr>
+          <w:b/>
+          <w:color w:val="366092"/>
+          <w:sz w:val="22"/>
+          <w:lang w:val="fr-CA"/>
+        </w:rPr>
+        <w:t>-X | Projet personnel</w:t>
       </w:r>
     </w:p>
     <w:p>
@@ -826,13 +1101,59 @@
           <w:sz w:val="20"/>
         </w:rPr>
       </w:pPr>
+      <w:proofErr w:type="spellStart"/>
       <w:r>
         <w:rPr>
           <w:b/>
           <w:color w:val="366092"/>
           <w:sz w:val="22"/>
         </w:rPr>
-        <w:t>FlashCards: Learn English - Application Android publiée | Projet personnel</w:t>
+        <w:t>FlashCards</w:t>
+      </w:r>
+      <w:proofErr w:type="spellEnd"/>
+      <w:r>
+        <w:rPr>
+          <w:b/>
+          <w:color w:val="366092"/>
+          <w:sz w:val="22"/>
+        </w:rPr>
+        <w:t xml:space="preserve">: Learn English - Application Android </w:t>
+      </w:r>
+      <w:proofErr w:type="spellStart"/>
+      <w:r>
+        <w:rPr>
+          <w:b/>
+          <w:color w:val="366092"/>
+          <w:sz w:val="22"/>
+        </w:rPr>
+        <w:t>publiée</w:t>
+      </w:r>
+      <w:proofErr w:type="spellEnd"/>
+      <w:r>
+        <w:rPr>
+          <w:b/>
+          <w:color w:val="366092"/>
+          <w:sz w:val="22"/>
+        </w:rPr>
+        <w:t xml:space="preserve"> | </w:t>
+      </w:r>
+      <w:proofErr w:type="spellStart"/>
+      <w:r>
+        <w:rPr>
+          <w:b/>
+          <w:color w:val="366092"/>
+          <w:sz w:val="22"/>
+        </w:rPr>
+        <w:t>Projet</w:t>
+      </w:r>
+      <w:proofErr w:type="spellEnd"/>
+      <w:r>
+        <w:rPr>
+          <w:b/>
+          <w:color w:val="366092"/>
+          <w:sz w:val="22"/>
+        </w:rPr>
+        <w:t xml:space="preserve"> personnel</w:t>
       </w:r>
     </w:p>
     <w:p>
@@ -939,7 +1260,23 @@
         <w:br/>
       </w:r>
       <w:r>
-        <w:t>État : en cours.</w:t>
+        <w:t xml:space="preserve">État : </w:t>
+      </w:r>
+      <w:proofErr w:type="spellStart"/>
+      <w:r>
+        <w:t>en</w:t>
+      </w:r>
+      <w:proofErr w:type="spellEnd"/>
+      <w:r>
+        <w:t xml:space="preserve"> </w:t>
+      </w:r>
+      <w:proofErr w:type="spellStart"/>
+      <w:r>
+        <w:t>cours</w:t>
+      </w:r>
+      <w:proofErr w:type="spellEnd"/>
+      <w:r>
+        <w:t>.</w:t>
       </w:r>
     </w:p>
     <w:p>
@@ -983,7 +1320,23 @@
         <w:br/>
       </w:r>
       <w:r>
-        <w:t>État : en cours.</w:t>
+        <w:t xml:space="preserve">État : </w:t>
+      </w:r>
+      <w:proofErr w:type="spellStart"/>
+      <w:r>
+        <w:t>en</w:t>
+      </w:r>
+      <w:proofErr w:type="spellEnd"/>
+      <w:r>
+        <w:t xml:space="preserve"> </w:t>
+      </w:r>
+      <w:proofErr w:type="spellStart"/>
+      <w:r>
+        <w:t>cours</w:t>
+      </w:r>
+      <w:proofErr w:type="spellEnd"/>
+      <w:r>
+        <w:t>.</w:t>
       </w:r>
     </w:p>
     <w:p>
@@ -1575,6 +1928,7 @@
         </w:rPr>
         <w:t xml:space="preserve"> </w:t>
       </w:r>
+      <w:proofErr w:type="gramStart"/>
       <w:r>
         <w:rPr>
           <w:b/>
@@ -1584,6 +1938,7 @@
         </w:rPr>
         <w:t>Ministère de l'Éducation</w:t>
       </w:r>
+      <w:proofErr w:type="gramEnd"/>
       <w:r>
         <w:rPr>
           <w:b/>
@@ -1759,47 +2114,159 @@
           <w:lang w:val="fr-CA"/>
         </w:rPr>
         <w:br/>
-        <w:t>• CompTIA CySA+ | Identifiant vérifié : 7Q8BVEQ50FQQ1882</w:t>
-      </w:r>
+        <w:t xml:space="preserve">• </w:t>
+      </w:r>
+      <w:proofErr w:type="spellStart"/>
       <w:r>
         <w:rPr>
           <w:rStyle w:val="Strong"/>
           <w:lang w:val="fr-CA"/>
         </w:rPr>
+        <w:t>CompTIA</w:t>
+      </w:r>
+      <w:proofErr w:type="spellEnd"/>
+      <w:r>
+        <w:rPr>
+          <w:rStyle w:val="Strong"/>
+          <w:lang w:val="fr-CA"/>
+        </w:rPr>
+        <w:t xml:space="preserve"> </w:t>
+      </w:r>
+      <w:proofErr w:type="spellStart"/>
+      <w:r>
+        <w:rPr>
+          <w:rStyle w:val="Strong"/>
+          <w:lang w:val="fr-CA"/>
+        </w:rPr>
+        <w:t>CySA</w:t>
+      </w:r>
+      <w:proofErr w:type="spellEnd"/>
+      <w:r>
+        <w:rPr>
+          <w:rStyle w:val="Strong"/>
+          <w:lang w:val="fr-CA"/>
+        </w:rPr>
+        <w:t>+ | Identifiant vérifié : 7Q8BVEQ50FQQ1882</w:t>
+      </w:r>
+      <w:r>
+        <w:rPr>
+          <w:rStyle w:val="Strong"/>
+          <w:lang w:val="fr-CA"/>
+        </w:rPr>
         <w:br/>
-        <w:t>• CompTIA A+ | Identifiant vérifié : C6LQT9FQ4BVEQ64J</w:t>
-      </w:r>
+        <w:t xml:space="preserve">• </w:t>
+      </w:r>
+      <w:proofErr w:type="spellStart"/>
       <w:r>
         <w:rPr>
           <w:rStyle w:val="Strong"/>
           <w:lang w:val="fr-CA"/>
         </w:rPr>
+        <w:t>CompTIA</w:t>
+      </w:r>
+      <w:proofErr w:type="spellEnd"/>
+      <w:r>
+        <w:rPr>
+          <w:rStyle w:val="Strong"/>
+          <w:lang w:val="fr-CA"/>
+        </w:rPr>
+        <w:t xml:space="preserve"> A+ | Identifiant vérifié : C6LQT9FQ4BVEQ64J</w:t>
+      </w:r>
+      <w:r>
+        <w:rPr>
+          <w:rStyle w:val="Strong"/>
+          <w:lang w:val="fr-CA"/>
+        </w:rPr>
         <w:br/>
-        <w:t>• CompTIA Tech+ | Identifiant vérifié : EK360HJ5ZNBEC8LJ</w:t>
-      </w:r>
+        <w:t xml:space="preserve">• </w:t>
+      </w:r>
+      <w:proofErr w:type="spellStart"/>
       <w:r>
         <w:rPr>
           <w:rStyle w:val="Strong"/>
           <w:lang w:val="fr-CA"/>
         </w:rPr>
+        <w:t>CompTIA</w:t>
+      </w:r>
+      <w:proofErr w:type="spellEnd"/>
+      <w:r>
+        <w:rPr>
+          <w:rStyle w:val="Strong"/>
+          <w:lang w:val="fr-CA"/>
+        </w:rPr>
+        <w:t xml:space="preserve"> Tech+ | Identifiant vérifié : EK360HJ5ZNBEC8LJ</w:t>
+      </w:r>
+      <w:r>
+        <w:rPr>
+          <w:rStyle w:val="Strong"/>
+          <w:lang w:val="fr-CA"/>
+        </w:rPr>
         <w:br/>
-        <w:t>• Cisco Certified Network Associate (CCNA) | Identifiant vérifié : f59e3cac390744c7aa6ed59210520a5c</w:t>
-      </w:r>
+        <w:t xml:space="preserve">• Cisco </w:t>
+      </w:r>
+      <w:proofErr w:type="spellStart"/>
       <w:r>
         <w:rPr>
           <w:rStyle w:val="Strong"/>
           <w:lang w:val="fr-CA"/>
         </w:rPr>
+        <w:t>Certified</w:t>
+      </w:r>
+      <w:proofErr w:type="spellEnd"/>
+      <w:r>
+        <w:rPr>
+          <w:rStyle w:val="Strong"/>
+          <w:lang w:val="fr-CA"/>
+        </w:rPr>
+        <w:t xml:space="preserve"> Network Associate (CCNA) | Identifiant vérifié : f59e3cac390744c7aa6ed59210520a5c</w:t>
+      </w:r>
+      <w:r>
+        <w:rPr>
+          <w:rStyle w:val="Strong"/>
+          <w:lang w:val="fr-CA"/>
+        </w:rPr>
         <w:br/>
-        <w:t>• Microsoft Certified: Azure Security Engineer Associate (AZ-500) | Identifiant : 92B71F0AB914408B</w:t>
-      </w:r>
+        <w:t xml:space="preserve">• Microsoft </w:t>
+      </w:r>
+      <w:proofErr w:type="spellStart"/>
       <w:r>
         <w:rPr>
           <w:rStyle w:val="Strong"/>
           <w:lang w:val="fr-CA"/>
         </w:rPr>
+        <w:t>Certified</w:t>
+      </w:r>
+      <w:proofErr w:type="spellEnd"/>
+      <w:r>
+        <w:rPr>
+          <w:rStyle w:val="Strong"/>
+          <w:lang w:val="fr-CA"/>
+        </w:rPr>
+        <w:t>: Azure Security Engineer Associate (AZ-500) | Identifiant : 92B71F0AB914408B</w:t>
+      </w:r>
+      <w:r>
+        <w:rPr>
+          <w:rStyle w:val="Strong"/>
+          <w:lang w:val="fr-CA"/>
+        </w:rPr>
         <w:br/>
-        <w:t>• Microsoft Certified: Azure Fundamentals (AZ-900) | Identifiant : 561978C307D42ED3</w:t>
+        <w:t xml:space="preserve">• Microsoft </w:t>
+      </w:r>
+      <w:proofErr w:type="spellStart"/>
+      <w:r>
+        <w:rPr>
+          <w:rStyle w:val="Strong"/>
+          <w:lang w:val="fr-CA"/>
+        </w:rPr>
+        <w:t>Certified</w:t>
+      </w:r>
+      <w:proofErr w:type="spellEnd"/>
+      <w:r>
+        <w:rPr>
+          <w:rStyle w:val="Strong"/>
+          <w:lang w:val="fr-CA"/>
+        </w:rPr>
+        <w:t>: Azure Fundamentals (AZ-900) | Identifiant : 561978C307D42ED3</w:t>
       </w:r>
     </w:p>
     <w:p>
@@ -1832,7 +2299,35 @@
         <w:rPr>
           <w:lang w:val="fr-CA"/>
         </w:rPr>
-        <w:t>Espagnol : langue maternelle  |  Anglais : courant  |  Français : notions de base</w:t>
+        <w:t xml:space="preserve">Espagnol : langue </w:t>
+      </w:r>
+      <w:proofErr w:type="gramStart"/>
+      <w:r>
+        <w:rPr>
+          <w:lang w:val="fr-CA"/>
+        </w:rPr>
+        <w:t>maternelle  |</w:t>
+      </w:r>
+      <w:proofErr w:type="gramEnd"/>
+      <w:r>
+        <w:rPr>
+          <w:lang w:val="fr-CA"/>
+        </w:rPr>
+        <w:t xml:space="preserve">  Anglais : </w:t>
+      </w:r>
+      <w:proofErr w:type="gramStart"/>
+      <w:r>
+        <w:rPr>
+          <w:lang w:val="fr-CA"/>
+        </w:rPr>
+        <w:t>courant  |</w:t>
+      </w:r>
+      <w:proofErr w:type="gramEnd"/>
+      <w:r>
+        <w:rPr>
+          <w:lang w:val="fr-CA"/>
+        </w:rPr>
+        <w:t xml:space="preserve">  Français : notions de base</w:t>
       </w:r>
     </w:p>
     <w:sectPr>
@@ -2131,7 +2626,7 @@
         </mc:Choice>
         <mc:Fallback>
           <w:pict>
-            <v:group w14:anchorId="785EC6C6" id="Group 1" o:spid="_x0000_s1026" style="position:absolute;margin-left:-54pt;margin-top:-18pt;width:133.9pt;height:80.65pt;z-index:251659264" coordsize="17007,10241" o:gfxdata="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">
+            <v:group w14:anchorId="37E27974" id="Group 1" o:spid="_x0000_s1026" style="position:absolute;margin-left:-54pt;margin-top:-18pt;width:133.9pt;height:80.65pt;z-index:251659264" coordsize="17007,10241" o:gfxdata="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">
               <v:rect id="Rectangle 998252387" o:spid="_x0000_s1027" style="position:absolute;width:17007;height:10241;visibility:visible;mso-wrap-style:square;v-text-anchor:middle" o:gfxdata="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" fillcolor="white [3212]" stroked="f" strokeweight="2pt">
                 <v:fill opacity="0"/>
               </v:rect>

--- a/Franklyn_Vasquez_CV_FR.docx
+++ b/Franklyn_Vasquez_CV_FR.docx
@@ -1232,11 +1232,8 @@
       <w:r>
         <w:rPr>
           <w:b/>
-          <w:color w:val="366092"/>
-          <w:sz w:val="22"/>
-          <w:lang w:val="fr-CA"/>
-        </w:rPr>
-        <w:t>Daily Agenda | Application Android en développement | Projet personnel</w:t>
+        </w:rPr>
+        <w:t>Daily Agenda | Application Android | Projet personnel</w:t>
       </w:r>
     </w:p>
     <w:p>
@@ -1248,36 +1245,20 @@
         <w:spacing w:before="80" w:after="0"/>
       </w:pPr>
       <w:r>
-        <w:rPr>
-          <w:lang w:val="fr-CA"/>
-        </w:rPr>
-        <w:t>Développement d’une application Android de planification quotidienne axée sur l’organisation de l’agenda, les rappels et la gestion des tâches.</w:t>
-      </w:r>
-      <w:r>
-        <w:rPr>
-          <w:lang w:val="fr-CA"/>
-        </w:rPr>
+        <w:t>Application Android publiée pour la planification quotidienne, l’organisation de l’agenda, les rappels et la gestion des tâches.</w:t>
         <w:br/>
       </w:r>
       <w:r>
-        <w:t xml:space="preserve">État : </w:t>
-      </w:r>
-      <w:proofErr w:type="spellStart"/>
-      <w:r>
-        <w:t>en</w:t>
-      </w:r>
-      <w:proofErr w:type="spellEnd"/>
-      <w:r>
-        <w:t xml:space="preserve"> </w:t>
-      </w:r>
-      <w:proofErr w:type="spellStart"/>
-      <w:r>
-        <w:t>cours</w:t>
-      </w:r>
-      <w:proofErr w:type="spellEnd"/>
-      <w:r>
-        <w:t>.</w:t>
-      </w:r>
+        <w:t xml:space="preserve">Google Play : </w:t>
+      </w:r>
+      <w:hyperlink r:id="rId15">
+        <w:r>
+          <w:rPr>
+            <w:rStyle w:val="Hyperlink"/>
+          </w:rPr>
+          <w:t>https://play.google.com/store/apps/details?id=com.dailyagenda.dailyagenda</w:t>
+        </w:r>
+      </w:hyperlink>
     </w:p>
     <w:p>
       <w:pPr>

--- a/Franklyn_Vasquez_CV_FR.docx
+++ b/Franklyn_Vasquez_CV_FR.docx
@@ -1005,6 +1005,23 @@
         <w:lastRenderedPageBreak/>
         <w:t>PROJETS PERSONNELS</w:t>
       </w:r>
+      <w:r>
+        <w:rPr>
+          <w:b/>
+          <w:color w:val="366092"/>
+          <w:sz w:val="22"/>
+          <w:lang w:val="fr-CA"/>
+        </w:rPr>
+        <w:t xml:space="preserve"> </w:t>
+      </w:r>
+      <w:r>
+        <w:rPr>
+          <w:b/>
+          <w:color w:val="366092"/>
+          <w:sz w:val="22"/>
+        </w:rPr>
+        <w:t>RÉCENTS</w:t>
+      </w:r>
     </w:p>
     <w:p>
       <w:pPr>
@@ -1232,6 +1249,7 @@
       <w:r>
         <w:rPr>
           <w:b/>
+          <w:lang w:val="fr-CA"/>
         </w:rPr>
         <w:t>Daily Agenda | Application Android | Projet personnel</w:t>
       </w:r>
@@ -1245,16 +1263,25 @@
         <w:spacing w:before="80" w:after="0"/>
       </w:pPr>
       <w:r>
+        <w:rPr>
+          <w:lang w:val="fr-CA"/>
+        </w:rPr>
         <w:t>Application Android publiée pour la planification quotidienne, l’organisation de l’agenda, les rappels et la gestion des tâches.</w:t>
+      </w:r>
+      <w:r>
+        <w:rPr>
+          <w:lang w:val="fr-CA"/>
+        </w:rPr>
         <w:br/>
       </w:r>
       <w:r>
         <w:t xml:space="preserve">Google Play : </w:t>
       </w:r>
-      <w:hyperlink r:id="rId15">
+      <w:hyperlink r:id="rId12">
         <w:r>
           <w:rPr>
             <w:rStyle w:val="Hyperlink"/>
+            <w:color w:val="0563C1"/>
           </w:rPr>
           <w:t>https://play.google.com/store/apps/details?id=com.dailyagenda.dailyagenda</w:t>
         </w:r>
@@ -2312,7 +2339,7 @@
       </w:r>
     </w:p>
     <w:sectPr>
-      <w:headerReference w:type="default" r:id="rId12"/>
+      <w:headerReference w:type="default" r:id="rId13"/>
       <w:pgSz w:w="12240" w:h="15840"/>
       <w:pgMar w:top="792" w:right="1080" w:bottom="792" w:left="1080" w:header="720" w:footer="720" w:gutter="0"/>
       <w:cols w:space="720"/>
@@ -2607,7 +2634,7 @@
         </mc:Choice>
         <mc:Fallback>
           <w:pict>
-            <v:group w14:anchorId="37E27974" id="Group 1" o:spid="_x0000_s1026" style="position:absolute;margin-left:-54pt;margin-top:-18pt;width:133.9pt;height:80.65pt;z-index:251659264" coordsize="17007,10241" o:gfxdata="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">
+            <v:group w14:anchorId="621C1E82" id="Group 1" o:spid="_x0000_s1026" style="position:absolute;margin-left:-54pt;margin-top:-18pt;width:133.9pt;height:80.65pt;z-index:251659264" coordsize="17007,10241" o:gfxdata="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">
               <v:rect id="Rectangle 998252387" o:spid="_x0000_s1027" style="position:absolute;width:17007;height:10241;visibility:visible;mso-wrap-style:square;v-text-anchor:middle" o:gfxdata="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" fillcolor="white [3212]" stroked="f" strokeweight="2pt">
                 <v:fill opacity="0"/>
               </v:rect>
@@ -3591,7 +3618,6 @@
   <w:style w:type="character" w:default="1" w:styleId="DefaultParagraphFont">
     <w:name w:val="Default Paragraph Font"/>
     <w:uiPriority w:val="1"/>
-    <w:semiHidden/>
     <w:unhideWhenUsed/>
   </w:style>
   <w:style w:type="table" w:default="1" w:styleId="TableNormal">

--- a/Franklyn_Vasquez_CV_FR.docx
+++ b/Franklyn_Vasquez_CV_FR.docx
@@ -30,39 +30,7 @@
           <w:sz w:val="19"/>
           <w:lang w:val="fr-CA"/>
         </w:rPr>
-        <w:t xml:space="preserve">Longueuil, Québec, </w:t>
-      </w:r>
-      <w:proofErr w:type="gramStart"/>
-      <w:r>
-        <w:rPr>
-          <w:sz w:val="19"/>
-          <w:lang w:val="fr-CA"/>
-        </w:rPr>
-        <w:t>Canada  |</w:t>
-      </w:r>
-      <w:proofErr w:type="gramEnd"/>
-      <w:r>
-        <w:rPr>
-          <w:sz w:val="19"/>
-          <w:lang w:val="fr-CA"/>
-        </w:rPr>
-        <w:t xml:space="preserve">  (438) 402-</w:t>
-      </w:r>
-      <w:proofErr w:type="gramStart"/>
-      <w:r>
-        <w:rPr>
-          <w:sz w:val="19"/>
-          <w:lang w:val="fr-CA"/>
-        </w:rPr>
-        <w:t>2044  |</w:t>
-      </w:r>
-      <w:proofErr w:type="gramEnd"/>
-      <w:r>
-        <w:rPr>
-          <w:sz w:val="19"/>
-          <w:lang w:val="fr-CA"/>
-        </w:rPr>
-        <w:t xml:space="preserve">  vasquezfu@gmail.com</w:t>
+        <w:t>Longueuil, Québec, Canada  |  (438) 402-2044  |  vasquezfu@gmail.com</w:t>
       </w:r>
     </w:p>
     <w:p>
@@ -188,21 +156,7 @@
         <w:rPr>
           <w:lang w:val="fr-CA"/>
         </w:rPr>
-        <w:t xml:space="preserve">Ingénieur systèmes avec plus de 5 ans d’expérience en infrastructure TI, administration infonuagique, virtualisation, cybersécurité, outils DevOps et soutien aux entreprises. Expérience avec Windows Server, VMware, Active Directory, GPO, Linux, plateformes infonuagiques, GitHub, Docker, </w:t>
-      </w:r>
-      <w:proofErr w:type="spellStart"/>
-      <w:r>
-        <w:rPr>
-          <w:lang w:val="fr-CA"/>
-        </w:rPr>
-        <w:t>Kubernetes</w:t>
-      </w:r>
-      <w:proofErr w:type="spellEnd"/>
-      <w:r>
-        <w:rPr>
-          <w:lang w:val="fr-CA"/>
-        </w:rPr>
-        <w:t>, CI/CD, SQL et développement d’applications. Les projets personnels pratiques comprennent une plateforme de gestion TI à distance et une application Android d’apprentissage publiée, démontrant le développement logiciel, la livraison de produits, l’intégration de systèmes et la conception centrée sur l’utilisateur. Solide expérience en documentation technique, dépannage, formation du personnel et prestation de services TI.</w:t>
+        <w:t>Ingénieur systèmes avec plus de 5 ans d’expérience en infrastructure TI, administration infonuagique, virtualisation, cybersécurité, outils DevOps et soutien aux entreprises. Expérience avec Windows Server, VMware, Active Directory, GPO, Linux, plateformes infonuagiques, GitHub, Docker, Kubernetes, CI/CD, SQL et développement d’applications. Les projets personnels pratiques comprennent une plateforme de gestion TI à distance et une application Android d’apprentissage publiée, démontrant le développement logiciel, la livraison de produits, l’intégration de systèmes et la conception centrée sur l’utilisateur. Solide expérience en documentation technique, dépannage, formation du personnel et prestation de services TI.</w:t>
       </w:r>
     </w:p>
     <w:p>
@@ -299,13 +253,8 @@
           </w:tcPr>
           <w:p>
             <w:r>
-              <w:t xml:space="preserve">VMware / </w:t>
+              <w:t>VMware / Virtualisation</w:t>
             </w:r>
-            <w:proofErr w:type="spellStart"/>
-            <w:r>
-              <w:t>Virtualisation</w:t>
-            </w:r>
-            <w:proofErr w:type="spellEnd"/>
           </w:p>
         </w:tc>
       </w:tr>
@@ -327,13 +276,8 @@
             <w:hideMark/>
           </w:tcPr>
           <w:p>
-            <w:proofErr w:type="spellStart"/>
             <w:r>
-              <w:t>Infonuagique</w:t>
-            </w:r>
-            <w:proofErr w:type="spellEnd"/>
-            <w:r>
-              <w:t>, DevOps et GitHub</w:t>
+              <w:t>Infonuagique, DevOps et GitHub</w:t>
             </w:r>
           </w:p>
         </w:tc>
@@ -369,13 +313,8 @@
           </w:tcPr>
           <w:p>
             <w:r>
-              <w:t xml:space="preserve">Développement </w:t>
+              <w:t>Développement d’applications</w:t>
             </w:r>
-            <w:proofErr w:type="spellStart"/>
-            <w:r>
-              <w:t>d’applications</w:t>
-            </w:r>
-            <w:proofErr w:type="spellEnd"/>
           </w:p>
         </w:tc>
       </w:tr>
@@ -395,13 +334,8 @@
             <w:hideMark/>
           </w:tcPr>
           <w:p>
-            <w:proofErr w:type="spellStart"/>
             <w:r>
-              <w:t>Durcissement</w:t>
-            </w:r>
-            <w:proofErr w:type="spellEnd"/>
-            <w:r>
-              <w:t xml:space="preserve"> de la sécurité</w:t>
+              <w:t>Durcissement de la sécurité</w:t>
             </w:r>
           </w:p>
         </w:tc>
@@ -417,19 +351,9 @@
             <w:hideMark/>
           </w:tcPr>
           <w:p>
-            <w:proofErr w:type="spellStart"/>
             <w:r>
-              <w:t>Intégration</w:t>
+              <w:t>Intégration de systèmes</w:t>
             </w:r>
-            <w:proofErr w:type="spellEnd"/>
-            <w:r>
-              <w:t xml:space="preserve"> de </w:t>
-            </w:r>
-            <w:proofErr w:type="spellStart"/>
-            <w:r>
-              <w:t>systèmes</w:t>
-            </w:r>
-            <w:proofErr w:type="spellEnd"/>
           </w:p>
         </w:tc>
         <w:tc>
@@ -491,46 +415,8 @@
           <w:color w:val="366092"/>
           <w:sz w:val="22"/>
         </w:rPr>
-        <w:t xml:space="preserve">• </w:t>
+        <w:t>• Plateformes infonuagiques :</w:t>
       </w:r>
-      <w:proofErr w:type="spellStart"/>
-      <w:r>
-        <w:rPr>
-          <w:b/>
-          <w:color w:val="366092"/>
-          <w:sz w:val="22"/>
-        </w:rPr>
-        <w:t>Plateformes</w:t>
-      </w:r>
-      <w:proofErr w:type="spellEnd"/>
-      <w:r>
-        <w:rPr>
-          <w:b/>
-          <w:color w:val="366092"/>
-          <w:sz w:val="22"/>
-        </w:rPr>
-        <w:t xml:space="preserve"> </w:t>
-      </w:r>
-      <w:proofErr w:type="spellStart"/>
-      <w:proofErr w:type="gramStart"/>
-      <w:r>
-        <w:rPr>
-          <w:b/>
-          <w:color w:val="366092"/>
-          <w:sz w:val="22"/>
-        </w:rPr>
-        <w:t>infonuagiques</w:t>
-      </w:r>
-      <w:proofErr w:type="spellEnd"/>
-      <w:r>
-        <w:rPr>
-          <w:b/>
-          <w:color w:val="366092"/>
-          <w:sz w:val="22"/>
-        </w:rPr>
-        <w:t xml:space="preserve"> :</w:t>
-      </w:r>
-      <w:proofErr w:type="gramEnd"/>
       <w:r>
         <w:rPr>
           <w:b/>
@@ -594,21 +480,7 @@
         <w:rPr>
           <w:lang w:val="fr-CA"/>
         </w:rPr>
-        <w:t xml:space="preserve">Docker, </w:t>
-      </w:r>
-      <w:proofErr w:type="spellStart"/>
-      <w:r>
-        <w:rPr>
-          <w:lang w:val="fr-CA"/>
-        </w:rPr>
-        <w:t>Kubernetes</w:t>
-      </w:r>
-      <w:proofErr w:type="spellEnd"/>
-      <w:r>
-        <w:rPr>
-          <w:lang w:val="fr-CA"/>
-        </w:rPr>
-        <w:t>, Jenkins, Git, GitHub, pipelines CI/CD.</w:t>
+        <w:t>Docker, Kubernetes, Jenkins, Git, GitHub, pipelines CI/CD.</w:t>
       </w:r>
     </w:p>
     <w:p>
@@ -843,91 +715,7 @@
         <w:rPr>
           <w:lang w:val="fr-CA"/>
         </w:rPr>
-        <w:t xml:space="preserve">Wireshark, </w:t>
-      </w:r>
-      <w:proofErr w:type="spellStart"/>
-      <w:r>
-        <w:rPr>
-          <w:lang w:val="fr-CA"/>
-        </w:rPr>
-        <w:t>Nmap</w:t>
-      </w:r>
-      <w:proofErr w:type="spellEnd"/>
-      <w:r>
-        <w:rPr>
-          <w:lang w:val="fr-CA"/>
-        </w:rPr>
-        <w:t xml:space="preserve">, Linux / Kali Linux, </w:t>
-      </w:r>
-      <w:proofErr w:type="spellStart"/>
-      <w:r>
-        <w:rPr>
-          <w:lang w:val="fr-CA"/>
-        </w:rPr>
-        <w:t>Wazuh</w:t>
-      </w:r>
-      <w:proofErr w:type="spellEnd"/>
-      <w:r>
-        <w:rPr>
-          <w:lang w:val="fr-CA"/>
-        </w:rPr>
-        <w:t xml:space="preserve">, </w:t>
-      </w:r>
-      <w:proofErr w:type="spellStart"/>
-      <w:r>
-        <w:rPr>
-          <w:lang w:val="fr-CA"/>
-        </w:rPr>
-        <w:t>Suricata</w:t>
-      </w:r>
-      <w:proofErr w:type="spellEnd"/>
-      <w:r>
-        <w:rPr>
-          <w:lang w:val="fr-CA"/>
-        </w:rPr>
-        <w:t xml:space="preserve">, Nessus, </w:t>
-      </w:r>
-      <w:proofErr w:type="spellStart"/>
-      <w:r>
-        <w:rPr>
-          <w:lang w:val="fr-CA"/>
-        </w:rPr>
-        <w:t>OpenVAS</w:t>
-      </w:r>
-      <w:proofErr w:type="spellEnd"/>
-      <w:r>
-        <w:rPr>
-          <w:lang w:val="fr-CA"/>
-        </w:rPr>
-        <w:t xml:space="preserve">, Splunk, </w:t>
-      </w:r>
-      <w:proofErr w:type="spellStart"/>
-      <w:r>
-        <w:rPr>
-          <w:lang w:val="fr-CA"/>
-        </w:rPr>
-        <w:t>Autopsy</w:t>
-      </w:r>
-      <w:proofErr w:type="spellEnd"/>
-      <w:r>
-        <w:rPr>
-          <w:lang w:val="fr-CA"/>
-        </w:rPr>
-        <w:t xml:space="preserve"> et </w:t>
-      </w:r>
-      <w:proofErr w:type="spellStart"/>
-      <w:r>
-        <w:rPr>
-          <w:lang w:val="fr-CA"/>
-        </w:rPr>
-        <w:t>Burp</w:t>
-      </w:r>
-      <w:proofErr w:type="spellEnd"/>
-      <w:r>
-        <w:rPr>
-          <w:lang w:val="fr-CA"/>
-        </w:rPr>
-        <w:t xml:space="preserve"> Suite.</w:t>
+        <w:t>Wireshark, Nmap, Linux / Kali Linux, Wazuh, Suricata, Nessus, OpenVAS, Splunk, Autopsy et Burp Suite.</w:t>
       </w:r>
     </w:p>
     <w:p>
@@ -1040,27 +828,7 @@
           <w:sz w:val="22"/>
           <w:lang w:val="fr-CA"/>
         </w:rPr>
-        <w:t xml:space="preserve">Plateforme de gestion à distance </w:t>
-      </w:r>
-      <w:proofErr w:type="spellStart"/>
-      <w:r>
-        <w:rPr>
-          <w:b/>
-          <w:color w:val="366092"/>
-          <w:sz w:val="22"/>
-          <w:lang w:val="fr-CA"/>
-        </w:rPr>
-        <w:t>Remotely</w:t>
-      </w:r>
-      <w:proofErr w:type="spellEnd"/>
-      <w:r>
-        <w:rPr>
-          <w:b/>
-          <w:color w:val="366092"/>
-          <w:sz w:val="22"/>
-          <w:lang w:val="fr-CA"/>
-        </w:rPr>
-        <w:t>-X | Projet personnel</w:t>
+        <w:t>Plateforme de gestion à distance Remotely-X | Projet personnel</w:t>
       </w:r>
     </w:p>
     <w:p>
@@ -1118,59 +886,13 @@
           <w:sz w:val="20"/>
         </w:rPr>
       </w:pPr>
-      <w:proofErr w:type="spellStart"/>
       <w:r>
         <w:rPr>
           <w:b/>
           <w:color w:val="366092"/>
           <w:sz w:val="22"/>
         </w:rPr>
-        <w:t>FlashCards</w:t>
-      </w:r>
-      <w:proofErr w:type="spellEnd"/>
-      <w:r>
-        <w:rPr>
-          <w:b/>
-          <w:color w:val="366092"/>
-          <w:sz w:val="22"/>
-        </w:rPr>
-        <w:t xml:space="preserve">: Learn English - Application Android </w:t>
-      </w:r>
-      <w:proofErr w:type="spellStart"/>
-      <w:r>
-        <w:rPr>
-          <w:b/>
-          <w:color w:val="366092"/>
-          <w:sz w:val="22"/>
-        </w:rPr>
-        <w:t>publiée</w:t>
-      </w:r>
-      <w:proofErr w:type="spellEnd"/>
-      <w:r>
-        <w:rPr>
-          <w:b/>
-          <w:color w:val="366092"/>
-          <w:sz w:val="22"/>
-        </w:rPr>
-        <w:t xml:space="preserve"> | </w:t>
-      </w:r>
-      <w:proofErr w:type="spellStart"/>
-      <w:r>
-        <w:rPr>
-          <w:b/>
-          <w:color w:val="366092"/>
-          <w:sz w:val="22"/>
-        </w:rPr>
-        <w:t>Projet</w:t>
-      </w:r>
-      <w:proofErr w:type="spellEnd"/>
-      <w:r>
-        <w:rPr>
-          <w:b/>
-          <w:color w:val="366092"/>
-          <w:sz w:val="22"/>
-        </w:rPr>
-        <w:t xml:space="preserve"> personnel</w:t>
+        <w:t>FlashCards: Learn English - Application Android publiée | Projet personnel</w:t>
       </w:r>
     </w:p>
     <w:p>
@@ -1232,11 +954,6 @@
     </w:p>
     <w:p>
       <w:pPr>
-        <w:spacing w:after="0"/>
-      </w:pPr>
-    </w:p>
-    <w:p>
-      <w:pPr>
         <w:keepNext/>
         <w:spacing w:before="80" w:after="0"/>
         <w:rPr>
@@ -1249,6 +966,7 @@
       <w:r>
         <w:rPr>
           <w:b/>
+          <w:color w:val="366092"/>
           <w:lang w:val="fr-CA"/>
         </w:rPr>
         <w:t>Daily Agenda | Application Android | Projet personnel</w:t>
@@ -1301,10 +1019,8 @@
         <w:rPr>
           <w:b/>
           <w:color w:val="366092"/>
-          <w:sz w:val="22"/>
-          <w:lang w:val="fr-CA"/>
-        </w:rPr>
-        <w:t>Key Vault | Application Android en développement | Projet personnel</w:t>
+        </w:rPr>
+        <w:t>Key Vault | Application Android | Projet personnel</w:t>
       </w:r>
     </w:p>
     <w:p>
@@ -1316,36 +1032,21 @@
         <w:spacing w:before="80" w:after="0"/>
       </w:pPr>
       <w:r>
-        <w:rPr>
-          <w:lang w:val="fr-CA"/>
-        </w:rPr>
-        <w:t>Développement d’une application Android sécurisée axée sur le stockage et l’organisation des renseignements sensibles des utilisateurs.</w:t>
+        <w:t>Application Android publiée axée sur le stockage et l’organisation des renseignements sensibles des utilisateurs.</w:t>
       </w:r>
       <w:r>
-        <w:rPr>
-          <w:lang w:val="fr-CA"/>
-        </w:rPr>
         <w:br/>
+        <w:t xml:space="preserve">Google Play : </w:t>
       </w:r>
-      <w:r>
-        <w:t xml:space="preserve">État : </w:t>
-      </w:r>
-      <w:proofErr w:type="spellStart"/>
-      <w:r>
-        <w:t>en</w:t>
-      </w:r>
-      <w:proofErr w:type="spellEnd"/>
-      <w:r>
-        <w:t xml:space="preserve"> </w:t>
-      </w:r>
-      <w:proofErr w:type="spellStart"/>
-      <w:r>
-        <w:t>cours</w:t>
-      </w:r>
-      <w:proofErr w:type="spellEnd"/>
-      <w:r>
-        <w:t>.</w:t>
-      </w:r>
+      <w:hyperlink r:id="rId13">
+        <w:r>
+          <w:rPr>
+            <w:rStyle w:val="Hyperlink"/>
+            <w:color w:val="0563C1"/>
+          </w:rPr>
+          <w:t>https://play.google.com/store/apps/details?id=com.keyvault.vault</w:t>
+        </w:r>
+      </w:hyperlink>
     </w:p>
     <w:p>
       <w:pPr>
@@ -1936,7 +1637,6 @@
         </w:rPr>
         <w:t xml:space="preserve"> </w:t>
       </w:r>
-      <w:proofErr w:type="gramStart"/>
       <w:r>
         <w:rPr>
           <w:b/>
@@ -1946,7 +1646,6 @@
         </w:rPr>
         <w:t>Ministère de l'Éducation</w:t>
       </w:r>
-      <w:proofErr w:type="gramEnd"/>
       <w:r>
         <w:rPr>
           <w:b/>
@@ -2122,39 +1821,7 @@
           <w:lang w:val="fr-CA"/>
         </w:rPr>
         <w:br/>
-        <w:t xml:space="preserve">• </w:t>
-      </w:r>
-      <w:proofErr w:type="spellStart"/>
-      <w:r>
-        <w:rPr>
-          <w:rStyle w:val="Strong"/>
-          <w:lang w:val="fr-CA"/>
-        </w:rPr>
-        <w:t>CompTIA</w:t>
-      </w:r>
-      <w:proofErr w:type="spellEnd"/>
-      <w:r>
-        <w:rPr>
-          <w:rStyle w:val="Strong"/>
-          <w:lang w:val="fr-CA"/>
-        </w:rPr>
-        <w:t xml:space="preserve"> </w:t>
-      </w:r>
-      <w:proofErr w:type="spellStart"/>
-      <w:r>
-        <w:rPr>
-          <w:rStyle w:val="Strong"/>
-          <w:lang w:val="fr-CA"/>
-        </w:rPr>
-        <w:t>CySA</w:t>
-      </w:r>
-      <w:proofErr w:type="spellEnd"/>
-      <w:r>
-        <w:rPr>
-          <w:rStyle w:val="Strong"/>
-          <w:lang w:val="fr-CA"/>
-        </w:rPr>
-        <w:t>+ | Identifiant vérifié : 7Q8BVEQ50FQQ1882</w:t>
+        <w:t>• CompTIA CySA+ | Identifiant vérifié : 7Q8BVEQ50FQQ1882</w:t>
       </w:r>
       <w:r>
         <w:rPr>
@@ -2162,23 +1829,7 @@
           <w:lang w:val="fr-CA"/>
         </w:rPr>
         <w:br/>
-        <w:t xml:space="preserve">• </w:t>
-      </w:r>
-      <w:proofErr w:type="spellStart"/>
-      <w:r>
-        <w:rPr>
-          <w:rStyle w:val="Strong"/>
-          <w:lang w:val="fr-CA"/>
-        </w:rPr>
-        <w:t>CompTIA</w:t>
-      </w:r>
-      <w:proofErr w:type="spellEnd"/>
-      <w:r>
-        <w:rPr>
-          <w:rStyle w:val="Strong"/>
-          <w:lang w:val="fr-CA"/>
-        </w:rPr>
-        <w:t xml:space="preserve"> A+ | Identifiant vérifié : C6LQT9FQ4BVEQ64J</w:t>
+        <w:t>• CompTIA A+ | Identifiant vérifié : C6LQT9FQ4BVEQ64J</w:t>
       </w:r>
       <w:r>
         <w:rPr>
@@ -2186,23 +1837,7 @@
           <w:lang w:val="fr-CA"/>
         </w:rPr>
         <w:br/>
-        <w:t xml:space="preserve">• </w:t>
-      </w:r>
-      <w:proofErr w:type="spellStart"/>
-      <w:r>
-        <w:rPr>
-          <w:rStyle w:val="Strong"/>
-          <w:lang w:val="fr-CA"/>
-        </w:rPr>
-        <w:t>CompTIA</w:t>
-      </w:r>
-      <w:proofErr w:type="spellEnd"/>
-      <w:r>
-        <w:rPr>
-          <w:rStyle w:val="Strong"/>
-          <w:lang w:val="fr-CA"/>
-        </w:rPr>
-        <w:t xml:space="preserve"> Tech+ | Identifiant vérifié : EK360HJ5ZNBEC8LJ</w:t>
+        <w:t>• CompTIA Tech+ | Identifiant vérifié : EK360HJ5ZNBEC8LJ</w:t>
       </w:r>
       <w:r>
         <w:rPr>
@@ -2210,23 +1845,7 @@
           <w:lang w:val="fr-CA"/>
         </w:rPr>
         <w:br/>
-        <w:t xml:space="preserve">• Cisco </w:t>
-      </w:r>
-      <w:proofErr w:type="spellStart"/>
-      <w:r>
-        <w:rPr>
-          <w:rStyle w:val="Strong"/>
-          <w:lang w:val="fr-CA"/>
-        </w:rPr>
-        <w:t>Certified</w:t>
-      </w:r>
-      <w:proofErr w:type="spellEnd"/>
-      <w:r>
-        <w:rPr>
-          <w:rStyle w:val="Strong"/>
-          <w:lang w:val="fr-CA"/>
-        </w:rPr>
-        <w:t xml:space="preserve"> Network Associate (CCNA) | Identifiant vérifié : f59e3cac390744c7aa6ed59210520a5c</w:t>
+        <w:t>• Cisco Certified Network Associate (CCNA) | Identifiant vérifié : f59e3cac390744c7aa6ed59210520a5c</w:t>
       </w:r>
       <w:r>
         <w:rPr>
@@ -2234,23 +1853,7 @@
           <w:lang w:val="fr-CA"/>
         </w:rPr>
         <w:br/>
-        <w:t xml:space="preserve">• Microsoft </w:t>
-      </w:r>
-      <w:proofErr w:type="spellStart"/>
-      <w:r>
-        <w:rPr>
-          <w:rStyle w:val="Strong"/>
-          <w:lang w:val="fr-CA"/>
-        </w:rPr>
-        <w:t>Certified</w:t>
-      </w:r>
-      <w:proofErr w:type="spellEnd"/>
-      <w:r>
-        <w:rPr>
-          <w:rStyle w:val="Strong"/>
-          <w:lang w:val="fr-CA"/>
-        </w:rPr>
-        <w:t>: Azure Security Engineer Associate (AZ-500) | Identifiant : 92B71F0AB914408B</w:t>
+        <w:t>• Microsoft Certified: Azure Security Engineer Associate (AZ-500) | Identifiant : 92B71F0AB914408B</w:t>
       </w:r>
       <w:r>
         <w:rPr>
@@ -2258,23 +1861,7 @@
           <w:lang w:val="fr-CA"/>
         </w:rPr>
         <w:br/>
-        <w:t xml:space="preserve">• Microsoft </w:t>
-      </w:r>
-      <w:proofErr w:type="spellStart"/>
-      <w:r>
-        <w:rPr>
-          <w:rStyle w:val="Strong"/>
-          <w:lang w:val="fr-CA"/>
-        </w:rPr>
-        <w:t>Certified</w:t>
-      </w:r>
-      <w:proofErr w:type="spellEnd"/>
-      <w:r>
-        <w:rPr>
-          <w:rStyle w:val="Strong"/>
-          <w:lang w:val="fr-CA"/>
-        </w:rPr>
-        <w:t>: Azure Fundamentals (AZ-900) | Identifiant : 561978C307D42ED3</w:t>
+        <w:t>• Microsoft Certified: Azure Fundamentals (AZ-900) | Identifiant : 561978C307D42ED3</w:t>
       </w:r>
     </w:p>
     <w:p>
@@ -2307,39 +1894,11 @@
         <w:rPr>
           <w:lang w:val="fr-CA"/>
         </w:rPr>
-        <w:t xml:space="preserve">Espagnol : langue </w:t>
-      </w:r>
-      <w:proofErr w:type="gramStart"/>
-      <w:r>
-        <w:rPr>
-          <w:lang w:val="fr-CA"/>
-        </w:rPr>
-        <w:t>maternelle  |</w:t>
-      </w:r>
-      <w:proofErr w:type="gramEnd"/>
-      <w:r>
-        <w:rPr>
-          <w:lang w:val="fr-CA"/>
-        </w:rPr>
-        <w:t xml:space="preserve">  Anglais : </w:t>
-      </w:r>
-      <w:proofErr w:type="gramStart"/>
-      <w:r>
-        <w:rPr>
-          <w:lang w:val="fr-CA"/>
-        </w:rPr>
-        <w:t>courant  |</w:t>
-      </w:r>
-      <w:proofErr w:type="gramEnd"/>
-      <w:r>
-        <w:rPr>
-          <w:lang w:val="fr-CA"/>
-        </w:rPr>
-        <w:t xml:space="preserve">  Français : notions de base</w:t>
+        <w:t>Espagnol : langue maternelle  |  Anglais : courant  |  Français : notions de base</w:t>
       </w:r>
     </w:p>
     <w:sectPr>
-      <w:headerReference w:type="default" r:id="rId13"/>
+      <w:headerReference w:type="default" r:id="rId14"/>
       <w:pgSz w:w="12240" w:h="15840"/>
       <w:pgMar w:top="792" w:right="1080" w:bottom="792" w:left="1080" w:header="720" w:footer="720" w:gutter="0"/>
       <w:cols w:space="720"/>
@@ -2634,7 +2193,7 @@
         </mc:Choice>
         <mc:Fallback>
           <w:pict>
-            <v:group w14:anchorId="621C1E82" id="Group 1" o:spid="_x0000_s1026" style="position:absolute;margin-left:-54pt;margin-top:-18pt;width:133.9pt;height:80.65pt;z-index:251659264" coordsize="17007,10241" o:gfxdata="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">
+            <v:group w14:anchorId="110ABE29" id="Group 1" o:spid="_x0000_s1026" style="position:absolute;margin-left:-54pt;margin-top:-18pt;width:133.9pt;height:80.65pt;z-index:251659264" coordsize="17007,10241" o:gfxdata="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">
               <v:rect id="Rectangle 998252387" o:spid="_x0000_s1027" style="position:absolute;width:17007;height:10241;visibility:visible;mso-wrap-style:square;v-text-anchor:middle" o:gfxdata="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" fillcolor="white [3212]" stroked="f" strokeweight="2pt">
                 <v:fill opacity="0"/>
               </v:rect>
@@ -3618,6 +3177,7 @@
   <w:style w:type="character" w:default="1" w:styleId="DefaultParagraphFont">
     <w:name w:val="Default Paragraph Font"/>
     <w:uiPriority w:val="1"/>
+    <w:semiHidden/>
     <w:unhideWhenUsed/>
   </w:style>
   <w:style w:type="table" w:default="1" w:styleId="TableNormal">

--- a/Franklyn_Vasquez_CV_FR.docx
+++ b/Franklyn_Vasquez_CV_FR.docx
@@ -30,7 +30,7 @@
           <w:sz w:val="19"/>
           <w:lang w:val="fr-CA"/>
         </w:rPr>
-        <w:t>Longueuil, Québec, Canada  |  (438) 402-2044  |  vasquezfu@gmail.com</w:t>
+        <w:t>Longueuil, Québec, Canada  |  vasquezfu@gmail.com</w:t>
       </w:r>
     </w:p>
     <w:p>
@@ -807,6 +807,7 @@
           <w:b/>
           <w:color w:val="366092"/>
           <w:sz w:val="22"/>
+          <w:lang w:val="fr-CA"/>
         </w:rPr>
         <w:t>RÉCENTS</w:t>
       </w:r>
@@ -1019,6 +1020,7 @@
         <w:rPr>
           <w:b/>
           <w:color w:val="366092"/>
+          <w:lang w:val="fr-CA"/>
         </w:rPr>
         <w:t>Key Vault | Application Android | Projet personnel</w:t>
       </w:r>
@@ -1032,10 +1034,18 @@
         <w:spacing w:before="80" w:after="0"/>
       </w:pPr>
       <w:r>
+        <w:rPr>
+          <w:lang w:val="fr-CA"/>
+        </w:rPr>
         <w:t>Application Android publiée axée sur le stockage et l’organisation des renseignements sensibles des utilisateurs.</w:t>
       </w:r>
       <w:r>
+        <w:rPr>
+          <w:lang w:val="fr-CA"/>
+        </w:rPr>
         <w:br/>
+      </w:r>
+      <w:r>
         <w:t xml:space="preserve">Google Play : </w:t>
       </w:r>
       <w:hyperlink r:id="rId13">
@@ -2193,7 +2203,7 @@
         </mc:Choice>
         <mc:Fallback>
           <w:pict>
-            <v:group w14:anchorId="110ABE29" id="Group 1" o:spid="_x0000_s1026" style="position:absolute;margin-left:-54pt;margin-top:-18pt;width:133.9pt;height:80.65pt;z-index:251659264" coordsize="17007,10241" o:gfxdata="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">
+            <v:group w14:anchorId="44890CAC" id="Group 1" o:spid="_x0000_s1026" style="position:absolute;margin-left:-54pt;margin-top:-18pt;width:133.9pt;height:80.65pt;z-index:251659264" coordsize="17007,10241" o:gfxdata="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">
               <v:rect id="Rectangle 998252387" o:spid="_x0000_s1027" style="position:absolute;width:17007;height:10241;visibility:visible;mso-wrap-style:square;v-text-anchor:middle" o:gfxdata="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" fillcolor="white [3212]" stroked="f" strokeweight="2pt">
                 <v:fill opacity="0"/>
               </v:rect>
